--- a/data/outputs/v2/Grade11/Biology/Lesson_Plans/SS3.2_Growth_and_Development_in_Animals/Biology_Growth_and_Development_in_Animals_SummaryTable.docx
+++ b/data/outputs/v2/Grade11/Biology/Lesson_Plans/SS3.2_Growth_and_Development_in_Animals/Biology_Growth_and_Development_in_Animals_SummaryTable.docx
@@ -1497,7 +1497,7 @@
         </w:rPr>
         <w:t xml:space="preserve">© 2026 SeaVuria and ARES. This work is licensed under a </w:t>
       </w:r>
-      <w:hyperlink w:history="1" r:id="rIddtriusii1w2_uscu8_kcx">
+      <w:hyperlink w:history="1" r:id="rId6i5tb6evoish2e_irjknd">
         <w:r>
           <w:rPr>
             <w:rFonts w:ascii="Arial" w:cs="Arial" w:eastAsia="Arial" w:hAnsi="Arial"/>
@@ -1517,7 +1517,7 @@
         </w:rPr>
         <w:t xml:space="preserve"> (</w:t>
       </w:r>
-      <w:hyperlink w:history="1" r:id="rIdsg26kkg9qpxspgxutnm68">
+      <w:hyperlink w:history="1" r:id="rIdytcb9z7cjuto5i9_bsw5m">
         <w:r>
           <w:rPr>
             <w:rFonts w:ascii="Arial" w:cs="Arial" w:eastAsia="Arial" w:hAnsi="Arial"/>
@@ -1537,7 +1537,7 @@
         </w:rPr>
         <w:t xml:space="preserve">). To view a copy of this license, visit </w:t>
       </w:r>
-      <w:hyperlink w:history="1" r:id="rIdpuvujdfcrced5vhzoaccm">
+      <w:hyperlink w:history="1" r:id="rIdy3q7jhlhdwxxjnxw2s_ll">
         <w:r>
           <w:rPr>
             <w:rFonts w:ascii="Arial" w:cs="Arial" w:eastAsia="Arial" w:hAnsi="Arial"/>

--- a/data/outputs/v2/Grade11/Biology/Lesson_Plans/SS3.2_Growth_and_Development_in_Animals/Biology_Growth_and_Development_in_Animals_SummaryTable.docx
+++ b/data/outputs/v2/Grade11/Biology/Lesson_Plans/SS3.2_Growth_and_Development_in_Animals/Biology_Growth_and_Development_in_Animals_SummaryTable.docx
@@ -564,7 +564,7 @@
                 <w:sz w:val="18"/>
                 <w:szCs w:val="18"/>
               </w:rPr>
-              <w:t xml:space="preserve">Learners examine real or pictured specimens from a Kenyan maize field: an empty grasshopper skin (exuvia) on a leaf, grasshopper nymphs of different sizes, and the life stages of a butterfly or the maize stalk borer (egg, larva, pupa, adult). Teacher note: use WAIT TIME of 10 seconds after asking 'What do you think the empty skin is?' and cold-call 3 learners to share predictions before revealing the answer. Learners notice that grasshopper nymphs look like small adults, whereas caterpillars and maggots look nothing like the adult.</w:t>
+              <w:t xml:space="preserve">We observed an empty insect skin (exuvia) with a split on its back beside a larger insect; grasshopper nymphs that look like small adults with no pupa; housefly larvae that look nothing like the adult and a motionless pupa stage.</w:t>
             </w:r>
           </w:p>
         </w:tc>
@@ -596,7 +596,7 @@
                 <w:sz w:val="18"/>
                 <w:szCs w:val="18"/>
               </w:rPr>
-              <w:t xml:space="preserve">Insects follow two developmental pathways. Incomplete metamorphosis (egg, nymph, adult: 3 stages), as in the grasshopper, has nymphs that resemble small wingless adults and grow through successive moults. Complete metamorphosis (egg, larva, pupa, adult: 4 stages), as in the butterfly, housefly and maize stalk borer, has a larva that looks totally different from the adult, and a pupa stage in which the body is reorganised. Teacher note: stress that the empty skin is the shed exoskeleton, evidence that the insect grew by moulting.</w:t>
+              <w:t xml:space="preserve">Insects follow two developmental pathways: incomplete metamorphosis (egg, nymph, adult: 3 stages) as in the grasshopper, and complete metamorphosis (egg, larva, pupa, adult: 4 stages) as in the housefly and butterfly.</w:t>
             </w:r>
           </w:p>
         </w:tc>
@@ -628,7 +628,7 @@
                 <w:sz w:val="18"/>
                 <w:szCs w:val="18"/>
               </w:rPr>
-              <w:t xml:space="preserve">The empty skin on the maize leaf is the cast-off exoskeleton left when a grasshopper nymph moulted and grew larger. Model answer: a grasshopper grows by shedding its skin several times, and each nymph stage looks like a smaller adult (incomplete metamorphosis), while a butterfly or stalk borer changes shape radically through larva and pupa stages (complete metamorphosis). Common misconception to correct: the empty skin is not a dead insect. Add the first questions to the DQB: 'Why must the insect shed its skin?' and 'Why does a caterpillar not look like a butterfly?'</w:t>
+              <w:t xml:space="preserve">We can explain that the two pathways differ in the number of stages and in whether the young resemble the adult, but we cannot yet explain how the insect got bigger than its old skin or why grasshoppers grow in sudden jumps rather than smoothly.</w:t>
             </w:r>
           </w:p>
         </w:tc>
@@ -713,7 +713,7 @@
                 <w:sz w:val="18"/>
                 <w:szCs w:val="18"/>
               </w:rPr>
-              <w:t xml:space="preserve">Learners study a table or graph of body length of a grasshopper nymph (or a crab from the Mombasa coast) measured over several weeks, and plot size against time. They see flat periods when the size stays the same, followed by sudden jumps. Teacher note: ask learners to 'describe the shape of the graph' before interpreting it, allow 10 seconds of WAIT TIME, and cold-call 3 learners. A simple model with a tight-fitting paper sleeve or a non-stretching glove helps show why a rigid covering limits growth.</w:t>
+              <w:t xml:space="preserve">We measured and plotted the length and mass of insect nymphs over time and saw that the graph rose in steps: flat periods with no length change, followed by sudden jumps when the insect moulted, leaving an empty exuvia.</w:t>
             </w:r>
           </w:p>
         </w:tc>
@@ -745,7 +745,7 @@
                 <w:sz w:val="18"/>
                 <w:szCs w:val="18"/>
               </w:rPr>
-              <w:t xml:space="preserve">Animals with a hard exoskeleton cannot grow smoothly because the shell does not stretch. They must moult (ecdysis) first: the old cuticle is shed, then the animal swells by taking in air or water while the new cuticle is still soft, and then the new cuticle hardens (sclerotisation). Growth therefore happens in jumps (a stepwise growth curve), with the periods between moults, called instars, showing almost no increase in size. Teacher note: emphasise that tissue growth can occur inside, but external size increases only at moulting.</w:t>
+              <w:t xml:space="preserve">Animals with a hard exoskeleton cannot grow smoothly because the shell does not stretch. They must moult (ecdysis) first, then swell while the new cuticle is soft, giving an intermittent (stepwise) growth curve.</w:t>
             </w:r>
           </w:p>
         </w:tc>
@@ -777,7 +777,7 @@
                 <w:sz w:val="18"/>
                 <w:szCs w:val="18"/>
               </w:rPr>
-              <w:t xml:space="preserve">Model answer to the driving question: an insect outgrows its hard shell by moulting, shedding the old exoskeleton, expanding quickly while the new one is soft, then hardening it. This produces a staircase growth curve rather than a smooth one. Vulnerability point: a freshly moulted insect is soft and exposed to predators such as birds, so moulting is risky. Update the DQB with: 'What tells the insect when to moult?' Learners add the stepwise curve to the class model.</w:t>
+              <w:t xml:space="preserve">The grasshopper on the maize leaf is bigger than its exuvia because it split the old shell, expanded its body before the new cuticle hardened, and so grew in a sudden jump. New question: how do animals with internal skeletons grow compared to insects?</w:t>
             </w:r>
           </w:p>
         </w:tc>
@@ -862,7 +862,7 @@
                 <w:sz w:val="18"/>
                 <w:szCs w:val="18"/>
               </w:rPr>
-              <w:t xml:space="preserve">Learners plot and compare data sets: the mass of a Kenyan Boran calf or a human child (or tilapia from Lake Victoria fish ponds) over time, and the stepwise length of an insect nymph. Teacher note: give learners graph paper, let them plot individually for 5 minutes, then compare in pairs. They should observe that the vertebrate curve is a smooth S-shape while the insect curve is stepped. Ask: 'Where is growth fastest? Where does it slow down?' and allow WAIT TIME before cold-calling 3 learners.</w:t>
+              <w:t xml:space="preserve">We plotted mass and height data for a Kenyan broiler chick, a child, and a grasshopper nymph. The chick and child graphs formed smooth S-shaped curves, while the grasshopper's length stayed flat and jumped at each moult.</w:t>
             </w:r>
           </w:p>
         </w:tc>
@@ -894,7 +894,7 @@
                 <w:sz w:val="18"/>
                 <w:szCs w:val="18"/>
               </w:rPr>
-              <w:t xml:space="preserve">Vertebrates and soft-bodied animals grow continuously in a sigmoid (S-shaped) curve with four phases: lag (slow start while the organism adapts), exponential or log (rapid growth), deceleration (growth slows as limits such as food and space are reached) and stationary (growth levels off). Growth rate = (final size − initial size) ÷ time taken. Teacher note: work a calculation, for example a calf growing from 30 kg to 150 kg in 6 months gives (150 − 30) ÷ 6 = 20 kg per month. Insects with a rigid exoskeleton show a stepped curve, although their overall trend over time is still roughly sigmoid.</w:t>
+              <w:t xml:space="preserve">Vertebrates and soft-bodied animals grow continuously in a sigmoid curve with lag, exponential, deceleration and stationary phases. Growth rate = (final value - initial value) / time interval, and it is highest in the exponential phase and near zero in the stationary phase. Hard-shelled insects show intermittent, stepwise growth because the exoskeleton cannot stretch.</w:t>
             </w:r>
           </w:p>
         </w:tc>
@@ -926,7 +926,7 @@
                 <w:sz w:val="18"/>
                 <w:szCs w:val="18"/>
               </w:rPr>
-              <w:t xml:space="preserve">Model answer: vertebrates have an internal skeleton (endoskeleton) that grows with the body, so they increase in size continuously and give a smooth S-curve. Insects have an external skeleton that cannot stretch, so their size increases only at moulting, giving a staircase curve. Learners should be able to label the four phases and calculate growth rate correctly with units. Common error: confusing the stationary phase with death. Add to the DQB: 'What controls the timing of the steps?' and revise the model to show both curve types.</w:t>
+              <w:t xml:space="preserve">The chick has no rigid shell, so cells can divide and increase size continuously: slow at first, then rapid, then slowing as it nears adult size set by genes and resources. The grasshopper must shed its exoskeleton (leaving the exuvia) before it can grow, so its size increases in steps. What triggers and controls the timing of moulting and metamorphosis is still unanswered and is the focus of Lesson 4.</w:t>
             </w:r>
           </w:p>
         </w:tc>
@@ -1011,7 +1011,7 @@
                 <w:sz w:val="18"/>
                 <w:szCs w:val="18"/>
               </w:rPr>
-              <w:t xml:space="preserve">Learners study a flow diagram and data from classic experiments (for example Wigglesworth's work on the blood-sucking bug Rhodnius, where decapitation at different times affected moulting) and discuss what happens when the head, brain or glands are removed or hormones are injected. Teacher note: use a 'think-pair-share' with 10 seconds of WAIT TIME and cold-call 3 pairs to state the cause-and-effect chain. Ask: 'What does the evidence tell us about where the moulting signal comes from?'</w:t>
+              <w:t xml:space="preserve">We analysed flowcharts of experiments on larvae: with the brain/neurosecretory cells removed the larva did not moult; with Ecdysone injected it moulted again; with extra Juvenile Hormone it moulted into another larva instead of a pupa; with the corpora allata removed early it formed a small pupa early. We also compared these with the empty exuvia and the larger grasshopper or cicada from the school garden.</w:t>
             </w:r>
           </w:p>
         </w:tc>
@@ -1043,7 +1043,7 @@
                 <w:sz w:val="18"/>
                 <w:szCs w:val="18"/>
               </w:rPr>
-              <w:t xml:space="preserve">Brain Hormone (from neurosecretory cells in the brain) signals the prothoracic glands to release Ecdysone, which triggers moulting. Juvenile Hormone (JH), from the corpora allata, decides the kind of moult: high levels keep the insect juvenile (the moult gives another nymph or larva), while falling levels allow the next stage to develop towards the pupa and adult. Teacher note: Ecdysone says 'moult now'; JH says 'what to become'. Sequence: brain → Brain Hormone → prothoracic glands → Ecdysone → moult.</w:t>
+              <w:t xml:space="preserve">Brain Hormone signals the prothoracic glands to release Ecdysone, which triggers moulting. Juvenile Hormone decides the kind of moult: high levels keep the larval form, low levels allow pupation, and none allows adult emergence. Hormones interact like a control system, so moulting and shape change are regulated and not random.</w:t>
             </w:r>
           </w:p>
         </w:tc>
@@ -1075,7 +1075,7 @@
                 <w:sz w:val="18"/>
                 <w:szCs w:val="18"/>
               </w:rPr>
-              <w:t xml:space="preserve">Model answer: moulting is not random but under hormonal control, with Brain Hormone acting as the first switch, Ecdysone as the moulting trigger and Juvenile Hormone as the decision-maker for the type of moult. This answers the DQB question 'What tells the insect when to moult?' Learners should state that endocrine control ensures growth stages happen in the correct order and timing. Add the hormone pathway to the class model and pose a new DQB question: 'How does JH decide between staying young and becoming an adult?'</w:t>
+              <w:t xml:space="preserve">The grasshopper or cicada outgrows its hard shell because hormones trigger a new, larger cuticle to form beneath the old one, the old one splits and is left as the exuvia, and the insect expands before the new cuticle hardens, so growth happens in steps. Insects with complete metamorphosis, like caterpillars, change shape completely because Juvenile Hormone falls and allows pupation, while grasshopper nymphs keep JH until the last moult and so look like small adults.</w:t>
             </w:r>
           </w:p>
         </w:tc>
@@ -1160,7 +1160,7 @@
                 <w:sz w:val="18"/>
                 <w:szCs w:val="18"/>
               </w:rPr>
-              <w:t xml:space="preserve">Learners analyse data tables or diagrams showing JH levels at each moult in an insect, and results of experiments in which extra JH is applied to a larva or JH-producing glands are removed. They observe that extra JH produces an extra larval stage or giant larvae, while removing the glands leads to premature pupation or tiny adults. Teacher note: ask learners to predict before revealing results, allow 10 seconds of WAIT TIME, and cold-call 3 learners to justify their predictions with evidence.</w:t>
+              <w:t xml:space="preserve">We viewed animations and graphs showing ecdysone peaks before every moult, and JH levels that stay high during nymph/larval moults but fall before the pupa and adult stages. We also saw that grasshoppers go from nymph to adult without a pupa, while butterflies have a pupal stage. The exuvia in the garden is the old exoskeleton left after a moult.</w:t>
             </w:r>
           </w:p>
         </w:tc>
@@ -1192,7 +1192,7 @@
                 <w:sz w:val="18"/>
                 <w:szCs w:val="18"/>
               </w:rPr>
-              <w:t xml:space="preserve">Moulting is triggered by ecdysone, and the level of Juvenile Hormone decides what type of moult occurs: high JH means the insect moults into another nymph or larva (stays juvenile); low JH means it moults into a pupa (in complete metamorphosis) or directly into an adult (in incomplete metamorphosis); no JH at the last moult gives the adult. Teacher note: use the analogy of a 'stay young' dial. Application: JH-mimicking insecticides can stop pests such as mosquitoes from becoming adults, and farmers can use this in integrated pest management.</w:t>
+              <w:t xml:space="preserve">Moulting is triggered by ecdysone, and the level of Juvenile Hormone decides what type of moult occurs: high JH means the insect moults into another nymph/larva, while falling JH leads to a pupa (complete metamorphosis) or an adult (incomplete metamorphosis). Growth is stepwise because the exoskeleton must be shed before the insect can get bigger. Metamorphosis is a controlled, hormone-regulated process, not 'melting without control'.</w:t>
             </w:r>
           </w:p>
         </w:tc>
@@ -1224,7 +1224,7 @@
                 <w:sz w:val="18"/>
                 <w:szCs w:val="18"/>
               </w:rPr>
-              <w:t xml:space="preserve">Model answer: the same ecdysone signal produces different results depending on the JH level, so JH acts as the chemical switch between staying young and becoming an adult. This explains why a caterpillar grows through several larval moults before pupating. Check understanding with the question: 'What would happen if a locust nymph were given extra JH?' Expected answer: it would stay in a nymph stage and delay becoming an adult. Update the DQB and the model with the JH decision step.</w:t>
+              <w:t xml:space="preserve">An insect outgrows its hard shell by releasing ecdysone, which causes it to shed its old exoskeleton and expand before the new one hardens. A grasshopper keeps a high-to-declining JH level through several nymph moults and becomes an adult without a pupa, while a butterfly caterpillar's JH falls dramatically before it forms a pupa and then an adult, which is why some animals change shape completely and others just grow bigger.</w:t>
             </w:r>
           </w:p>
         </w:tc>
@@ -1309,7 +1309,7 @@
                 <w:sz w:val="18"/>
                 <w:szCs w:val="18"/>
               </w:rPr>
-              <w:t xml:space="preserve">Learners revisit the anchoring phenomenon (the empty skin on the maize leaf) and review their DQB, stepwise graphs and hormone model. They apply their understanding to Kenyan insects such as the desert locust (incomplete), the maize stalk borer, the silkworm and the mosquito (complete), and consider survival advantages. Teacher note: allow WAIT TIME of 10 seconds after each prompt, cold-call 3 learners per question, and have learners present gallery-walk models using evidence from all lessons.</w:t>
+              <w:t xml:space="preserve">We observed an empty exuvia with a split down its back beside a larger newly emerged grasshopper or cicada, caterpillars becoming pupae and butterflies, and insect growth curves with steps and flat sections. We also observed how our Day 1 models differed from our final models.</w:t>
             </w:r>
           </w:p>
         </w:tc>
@@ -1341,7 +1341,7 @@
                 <w:sz w:val="18"/>
                 <w:szCs w:val="18"/>
               </w:rPr>
-              <w:t xml:space="preserve">An insect's hard exoskeleton cannot stretch, so the insect moults (ecdysis) under hormone control: ecdysone triggers moulting and juvenile hormone decides whether the next stage is another juvenile or an adult. Incomplete metamorphosis (egg, nymph, adult) gives gradual change, while complete metamorphosis (egg, larva, pupa, adult) gives radical change. Complete metamorphosis reduces competition because larvae and adults use different foods and habitats (for example, caterpillars eat leaves while adult butterflies drink nectar). Vertebrates grow continuously in an S-shaped curve because their skeleton is internal.</w:t>
+              <w:t xml:space="preserve">We learned that an insect's hard exoskeleton cannot stretch, so the insect moults (ecdysis) under hormone control: ecdysone triggers moulting and juvenile hormone determines whether the next stage stays juvenile or develops toward the adult. This produces intermittent growth. Incomplete metamorphosis (egg, nymph, adult) gives small adult-like nymphs, while complete metamorphosis (egg, larva, pupa, adult) gives very different life stages that use different foods and survive harsh conditions.</w:t>
             </w:r>
           </w:p>
         </w:tc>
@@ -1373,7 +1373,7 @@
                 <w:sz w:val="18"/>
                 <w:szCs w:val="18"/>
               </w:rPr>
-              <w:t xml:space="preserve">Model answer to the driving question: an animal outgrows its hard shell by moulting, shedding the old exoskeleton and expanding before the new one hardens, with growth in steps controlled by ecdysone and JH. Some animals radically change shape (complete metamorphosis) because JH levels fall to allow a pupal stage and adult reorganisation, with survival benefits such as less competition between young and adults, while others, such as grasshoppers and vertebrates, simply grow bigger. Assess using the final model: look for correct use of ecdysis, ecdysone, JH, instars, the stepped versus S-shaped curves and a Kenyan example. Common misconception to resolve: hormones do not make the shell grow; they trigger and direct moulting. Close by resolving the DQB questions, marking each as answered.</w:t>
+              <w:t xml:space="preserve">We can explain that an animal outgrows its hard shell by making a new, larger exoskeleton beneath the old one, then splitting and leaving the old exuvia while the new one is still soft and expandable. Controlled hormone-regulated growth and developmental transitions help animals optimize resource use, reduce competition between young and adults, and survive harsh environments. New question: How might human pesticides disrupt these exact hormonal pathways in agricultural pests?</w:t>
             </w:r>
           </w:p>
         </w:tc>
@@ -1497,7 +1497,7 @@
         </w:rPr>
         <w:t xml:space="preserve">© 2026 SeaVuria and ARES. This work is licensed under a </w:t>
       </w:r>
-      <w:hyperlink w:history="1" r:id="rId6i5tb6evoish2e_irjknd">
+      <w:hyperlink w:history="1" r:id="rIdlhgiusqstgpqwpyu4kq-r">
         <w:r>
           <w:rPr>
             <w:rFonts w:ascii="Arial" w:cs="Arial" w:eastAsia="Arial" w:hAnsi="Arial"/>
@@ -1517,7 +1517,7 @@
         </w:rPr>
         <w:t xml:space="preserve"> (</w:t>
       </w:r>
-      <w:hyperlink w:history="1" r:id="rIdytcb9z7cjuto5i9_bsw5m">
+      <w:hyperlink w:history="1" r:id="rIdvqm8bysvyzkl6c5ytxn92">
         <w:r>
           <w:rPr>
             <w:rFonts w:ascii="Arial" w:cs="Arial" w:eastAsia="Arial" w:hAnsi="Arial"/>
@@ -1537,7 +1537,7 @@
         </w:rPr>
         <w:t xml:space="preserve">). To view a copy of this license, visit </w:t>
       </w:r>
-      <w:hyperlink w:history="1" r:id="rIdy3q7jhlhdwxxjnxw2s_ll">
+      <w:hyperlink w:history="1" r:id="rIdl1b8o37zsmmu74w6-9kmp">
         <w:r>
           <w:rPr>
             <w:rFonts w:ascii="Arial" w:cs="Arial" w:eastAsia="Arial" w:hAnsi="Arial"/>

--- a/data/outputs/v2/Grade11/Biology/Lesson_Plans/SS3.2_Growth_and_Development_in_Animals/Biology_Growth_and_Development_in_Animals_SummaryTable.docx
+++ b/data/outputs/v2/Grade11/Biology/Lesson_Plans/SS3.2_Growth_and_Development_in_Animals/Biology_Growth_and_Development_in_Animals_SummaryTable.docx
@@ -1497,7 +1497,7 @@
         </w:rPr>
         <w:t xml:space="preserve">© 2026 SeaVuria and ARES. This work is licensed under a </w:t>
       </w:r>
-      <w:hyperlink w:history="1" r:id="rIdlhgiusqstgpqwpyu4kq-r">
+      <w:hyperlink w:history="1" r:id="rIdnmowyctwgrxr_mtk8gc6h">
         <w:r>
           <w:rPr>
             <w:rFonts w:ascii="Arial" w:cs="Arial" w:eastAsia="Arial" w:hAnsi="Arial"/>
@@ -1517,7 +1517,7 @@
         </w:rPr>
         <w:t xml:space="preserve"> (</w:t>
       </w:r>
-      <w:hyperlink w:history="1" r:id="rIdvqm8bysvyzkl6c5ytxn92">
+      <w:hyperlink w:history="1" r:id="rIdnfrep-ecwdv084bka3stu">
         <w:r>
           <w:rPr>
             <w:rFonts w:ascii="Arial" w:cs="Arial" w:eastAsia="Arial" w:hAnsi="Arial"/>
@@ -1537,7 +1537,7 @@
         </w:rPr>
         <w:t xml:space="preserve">). To view a copy of this license, visit </w:t>
       </w:r>
-      <w:hyperlink w:history="1" r:id="rIdl1b8o37zsmmu74w6-9kmp">
+      <w:hyperlink w:history="1" r:id="rIdkhknzpfce3smniuzwg3jw">
         <w:r>
           <w:rPr>
             <w:rFonts w:ascii="Arial" w:cs="Arial" w:eastAsia="Arial" w:hAnsi="Arial"/>

--- a/data/outputs/v2/Grade11/Biology/Lesson_Plans/SS3.2_Growth_and_Development_in_Animals/Biology_Growth_and_Development_in_Animals_SummaryTable.docx
+++ b/data/outputs/v2/Grade11/Biology/Lesson_Plans/SS3.2_Growth_and_Development_in_Animals/Biology_Growth_and_Development_in_Animals_SummaryTable.docx
@@ -1497,7 +1497,7 @@
         </w:rPr>
         <w:t xml:space="preserve">© 2026 SeaVuria and ARES. This work is licensed under a </w:t>
       </w:r>
-      <w:hyperlink w:history="1" r:id="rIdnmowyctwgrxr_mtk8gc6h">
+      <w:hyperlink w:history="1" r:id="rIduehotsunaehnb4gitzunj">
         <w:r>
           <w:rPr>
             <w:rFonts w:ascii="Arial" w:cs="Arial" w:eastAsia="Arial" w:hAnsi="Arial"/>
@@ -1517,7 +1517,7 @@
         </w:rPr>
         <w:t xml:space="preserve"> (</w:t>
       </w:r>
-      <w:hyperlink w:history="1" r:id="rIdnfrep-ecwdv084bka3stu">
+      <w:hyperlink w:history="1" r:id="rIdamb2txq3cbo1fxghticgm">
         <w:r>
           <w:rPr>
             <w:rFonts w:ascii="Arial" w:cs="Arial" w:eastAsia="Arial" w:hAnsi="Arial"/>
@@ -1537,7 +1537,7 @@
         </w:rPr>
         <w:t xml:space="preserve">). To view a copy of this license, visit </w:t>
       </w:r>
-      <w:hyperlink w:history="1" r:id="rIdkhknzpfce3smniuzwg3jw">
+      <w:hyperlink w:history="1" r:id="rIdfplbdp0l3oz8kdtvtdgqh">
         <w:r>
           <w:rPr>
             <w:rFonts w:ascii="Arial" w:cs="Arial" w:eastAsia="Arial" w:hAnsi="Arial"/>

--- a/data/outputs/v2/Grade11/Biology/Lesson_Plans/SS3.2_Growth_and_Development_in_Animals/Biology_Growth_and_Development_in_Animals_SummaryTable.docx
+++ b/data/outputs/v2/Grade11/Biology/Lesson_Plans/SS3.2_Growth_and_Development_in_Animals/Biology_Growth_and_Development_in_Animals_SummaryTable.docx
@@ -1497,7 +1497,7 @@
         </w:rPr>
         <w:t xml:space="preserve">© 2026 SeaVuria and ARES. This work is licensed under a </w:t>
       </w:r>
-      <w:hyperlink w:history="1" r:id="rIduehotsunaehnb4gitzunj">
+      <w:hyperlink w:history="1" r:id="rIdhaib_q82u6ucetihmrt2w">
         <w:r>
           <w:rPr>
             <w:rFonts w:ascii="Arial" w:cs="Arial" w:eastAsia="Arial" w:hAnsi="Arial"/>
@@ -1517,7 +1517,7 @@
         </w:rPr>
         <w:t xml:space="preserve"> (</w:t>
       </w:r>
-      <w:hyperlink w:history="1" r:id="rIdamb2txq3cbo1fxghticgm">
+      <w:hyperlink w:history="1" r:id="rId4z3cy4j62os41dtvcyblp">
         <w:r>
           <w:rPr>
             <w:rFonts w:ascii="Arial" w:cs="Arial" w:eastAsia="Arial" w:hAnsi="Arial"/>
@@ -1537,7 +1537,7 @@
         </w:rPr>
         <w:t xml:space="preserve">). To view a copy of this license, visit </w:t>
       </w:r>
-      <w:hyperlink w:history="1" r:id="rIdfplbdp0l3oz8kdtvtdgqh">
+      <w:hyperlink w:history="1" r:id="rIdkkw3fbauzmqsa7cthrlqv">
         <w:r>
           <w:rPr>
             <w:rFonts w:ascii="Arial" w:cs="Arial" w:eastAsia="Arial" w:hAnsi="Arial"/>

--- a/data/outputs/v2/Grade11/Biology/Lesson_Plans/SS3.2_Growth_and_Development_in_Animals/Biology_Growth_and_Development_in_Animals_SummaryTable.docx
+++ b/data/outputs/v2/Grade11/Biology/Lesson_Plans/SS3.2_Growth_and_Development_in_Animals/Biology_Growth_and_Development_in_Animals_SummaryTable.docx
@@ -1497,7 +1497,7 @@
         </w:rPr>
         <w:t xml:space="preserve">© 2026 SeaVuria and ARES. This work is licensed under a </w:t>
       </w:r>
-      <w:hyperlink w:history="1" r:id="rIdhaib_q82u6ucetihmrt2w">
+      <w:hyperlink w:history="1" r:id="rIdwovy2fiz2x2t7sx5i8phl">
         <w:r>
           <w:rPr>
             <w:rFonts w:ascii="Arial" w:cs="Arial" w:eastAsia="Arial" w:hAnsi="Arial"/>
@@ -1517,7 +1517,7 @@
         </w:rPr>
         <w:t xml:space="preserve"> (</w:t>
       </w:r>
-      <w:hyperlink w:history="1" r:id="rId4z3cy4j62os41dtvcyblp">
+      <w:hyperlink w:history="1" r:id="rIdwihlxgmviaaeuwxtl0bvl">
         <w:r>
           <w:rPr>
             <w:rFonts w:ascii="Arial" w:cs="Arial" w:eastAsia="Arial" w:hAnsi="Arial"/>
@@ -1537,7 +1537,7 @@
         </w:rPr>
         <w:t xml:space="preserve">). To view a copy of this license, visit </w:t>
       </w:r>
-      <w:hyperlink w:history="1" r:id="rIdkkw3fbauzmqsa7cthrlqv">
+      <w:hyperlink w:history="1" r:id="rIdvyturreg61938ioukmuxo">
         <w:r>
           <w:rPr>
             <w:rFonts w:ascii="Arial" w:cs="Arial" w:eastAsia="Arial" w:hAnsi="Arial"/>

--- a/data/outputs/v2/Grade11/Biology/Lesson_Plans/SS3.2_Growth_and_Development_in_Animals/Biology_Growth_and_Development_in_Animals_SummaryTable.docx
+++ b/data/outputs/v2/Grade11/Biology/Lesson_Plans/SS3.2_Growth_and_Development_in_Animals/Biology_Growth_and_Development_in_Animals_SummaryTable.docx
@@ -1497,7 +1497,7 @@
         </w:rPr>
         <w:t xml:space="preserve">© 2026 SeaVuria and ARES. This work is licensed under a </w:t>
       </w:r>
-      <w:hyperlink w:history="1" r:id="rIdwovy2fiz2x2t7sx5i8phl">
+      <w:hyperlink w:history="1" r:id="rIdd453db5nu33zjcrkyxter">
         <w:r>
           <w:rPr>
             <w:rFonts w:ascii="Arial" w:cs="Arial" w:eastAsia="Arial" w:hAnsi="Arial"/>
@@ -1517,7 +1517,7 @@
         </w:rPr>
         <w:t xml:space="preserve"> (</w:t>
       </w:r>
-      <w:hyperlink w:history="1" r:id="rIdwihlxgmviaaeuwxtl0bvl">
+      <w:hyperlink w:history="1" r:id="rIdnc1sbruhuvf_1g4halyzc">
         <w:r>
           <w:rPr>
             <w:rFonts w:ascii="Arial" w:cs="Arial" w:eastAsia="Arial" w:hAnsi="Arial"/>
@@ -1537,7 +1537,7 @@
         </w:rPr>
         <w:t xml:space="preserve">). To view a copy of this license, visit </w:t>
       </w:r>
-      <w:hyperlink w:history="1" r:id="rIdvyturreg61938ioukmuxo">
+      <w:hyperlink w:history="1" r:id="rIdwjrqg9hhwj6yylzsr9rby">
         <w:r>
           <w:rPr>
             <w:rFonts w:ascii="Arial" w:cs="Arial" w:eastAsia="Arial" w:hAnsi="Arial"/>

--- a/data/outputs/v2/Grade11/Biology/Lesson_Plans/SS3.2_Growth_and_Development_in_Animals/Biology_Growth_and_Development_in_Animals_SummaryTable.docx
+++ b/data/outputs/v2/Grade11/Biology/Lesson_Plans/SS3.2_Growth_and_Development_in_Animals/Biology_Growth_and_Development_in_Animals_SummaryTable.docx
@@ -4,6 +4,7 @@
   <w:body>
     <w:p>
       <w:pPr>
+        <w:keepNext w:val="false"/>
         <w:spacing w:after="30" w:before="0"/>
         <w:jc w:val="center"/>
       </w:pPr>
@@ -23,6 +24,7 @@
     </w:p>
     <w:p>
       <w:pPr>
+        <w:keepNext w:val="false"/>
         <w:spacing w:after="60" w:before="0"/>
         <w:jc w:val="center"/>
       </w:pPr>
@@ -81,6 +83,7 @@
           </w:tcPr>
           <w:p>
             <w:pPr>
+              <w:keepNext w:val="false"/>
               <w:spacing w:after="40" w:before="0"/>
               <w:jc w:val="center"/>
             </w:pPr>
@@ -115,6 +118,7 @@
           </w:tcPr>
           <w:p>
             <w:pPr>
+              <w:keepNext w:val="false"/>
               <w:spacing w:after="40" w:before="0"/>
               <w:jc w:val="left"/>
             </w:pPr>
@@ -147,6 +151,7 @@
           </w:tcPr>
           <w:p>
             <w:pPr>
+              <w:keepNext w:val="false"/>
               <w:spacing w:after="40" w:before="0"/>
               <w:jc w:val="left"/>
             </w:pPr>
@@ -181,6 +186,7 @@
           </w:tcPr>
           <w:p>
             <w:pPr>
+              <w:keepNext w:val="false"/>
               <w:spacing w:after="40" w:before="0"/>
               <w:jc w:val="left"/>
             </w:pPr>
@@ -213,6 +219,7 @@
           </w:tcPr>
           <w:p>
             <w:pPr>
+              <w:keepNext w:val="false"/>
               <w:spacing w:after="40" w:before="0"/>
               <w:jc w:val="left"/>
             </w:pPr>
@@ -273,6 +280,7 @@
           </w:tcPr>
           <w:p>
             <w:pPr>
+              <w:keepNext w:val="false"/>
               <w:spacing w:after="40" w:before="0"/>
               <w:jc w:val="center"/>
             </w:pPr>
@@ -307,6 +315,7 @@
           </w:tcPr>
           <w:p>
             <w:pPr>
+              <w:keepNext w:val="false"/>
               <w:spacing w:after="40" w:before="0"/>
               <w:jc w:val="left"/>
             </w:pPr>
@@ -369,6 +378,7 @@
           </w:tcPr>
           <w:p>
             <w:pPr>
+              <w:keepNext w:val="false"/>
               <w:spacing w:after="40" w:before="0"/>
               <w:jc w:val="left"/>
             </w:pPr>
@@ -401,6 +411,7 @@
           </w:tcPr>
           <w:p>
             <w:pPr>
+              <w:keepNext w:val="false"/>
               <w:spacing w:after="40" w:before="0"/>
               <w:jc w:val="left"/>
             </w:pPr>
@@ -433,6 +444,7 @@
           </w:tcPr>
           <w:p>
             <w:pPr>
+              <w:keepNext w:val="false"/>
               <w:spacing w:after="40" w:before="0"/>
               <w:jc w:val="left"/>
             </w:pPr>
@@ -465,6 +477,7 @@
           </w:tcPr>
           <w:p>
             <w:pPr>
+              <w:keepNext w:val="false"/>
               <w:spacing w:after="40" w:before="0"/>
               <w:jc w:val="left"/>
             </w:pPr>
@@ -499,6 +512,7 @@
           </w:tcPr>
           <w:p>
             <w:pPr>
+              <w:keepNext w:val="false"/>
               <w:spacing w:after="40" w:before="0"/>
               <w:jc w:val="left"/>
             </w:pPr>
@@ -518,6 +532,7 @@
           </w:p>
           <w:p>
             <w:pPr>
+              <w:keepNext w:val="false"/>
               <w:spacing w:after="40" w:before="0"/>
               <w:jc w:val="left"/>
             </w:pPr>
@@ -550,6 +565,7 @@
           </w:tcPr>
           <w:p>
             <w:pPr>
+              <w:keepNext w:val="false"/>
               <w:spacing w:after="40" w:before="0"/>
               <w:jc w:val="left"/>
             </w:pPr>
@@ -582,6 +598,7 @@
           </w:tcPr>
           <w:p>
             <w:pPr>
+              <w:keepNext w:val="false"/>
               <w:spacing w:after="40" w:before="0"/>
               <w:jc w:val="left"/>
             </w:pPr>
@@ -614,6 +631,7 @@
           </w:tcPr>
           <w:p>
             <w:pPr>
+              <w:keepNext w:val="false"/>
               <w:spacing w:after="40" w:before="0"/>
               <w:jc w:val="left"/>
             </w:pPr>
@@ -648,6 +666,7 @@
           </w:tcPr>
           <w:p>
             <w:pPr>
+              <w:keepNext w:val="false"/>
               <w:spacing w:after="40" w:before="0"/>
               <w:jc w:val="left"/>
             </w:pPr>
@@ -667,6 +686,7 @@
           </w:p>
           <w:p>
             <w:pPr>
+              <w:keepNext w:val="false"/>
               <w:spacing w:after="40" w:before="0"/>
               <w:jc w:val="left"/>
             </w:pPr>
@@ -699,6 +719,7 @@
           </w:tcPr>
           <w:p>
             <w:pPr>
+              <w:keepNext w:val="false"/>
               <w:spacing w:after="40" w:before="0"/>
               <w:jc w:val="left"/>
             </w:pPr>
@@ -731,6 +752,7 @@
           </w:tcPr>
           <w:p>
             <w:pPr>
+              <w:keepNext w:val="false"/>
               <w:spacing w:after="40" w:before="0"/>
               <w:jc w:val="left"/>
             </w:pPr>
@@ -763,6 +785,7 @@
           </w:tcPr>
           <w:p>
             <w:pPr>
+              <w:keepNext w:val="false"/>
               <w:spacing w:after="40" w:before="0"/>
               <w:jc w:val="left"/>
             </w:pPr>
@@ -797,6 +820,7 @@
           </w:tcPr>
           <w:p>
             <w:pPr>
+              <w:keepNext w:val="false"/>
               <w:spacing w:after="40" w:before="0"/>
               <w:jc w:val="left"/>
             </w:pPr>
@@ -816,6 +840,7 @@
           </w:p>
           <w:p>
             <w:pPr>
+              <w:keepNext w:val="false"/>
               <w:spacing w:after="40" w:before="0"/>
               <w:jc w:val="left"/>
             </w:pPr>
@@ -848,6 +873,7 @@
           </w:tcPr>
           <w:p>
             <w:pPr>
+              <w:keepNext w:val="false"/>
               <w:spacing w:after="40" w:before="0"/>
               <w:jc w:val="left"/>
             </w:pPr>
@@ -880,6 +906,7 @@
           </w:tcPr>
           <w:p>
             <w:pPr>
+              <w:keepNext w:val="false"/>
               <w:spacing w:after="40" w:before="0"/>
               <w:jc w:val="left"/>
             </w:pPr>
@@ -912,6 +939,7 @@
           </w:tcPr>
           <w:p>
             <w:pPr>
+              <w:keepNext w:val="false"/>
               <w:spacing w:after="40" w:before="0"/>
               <w:jc w:val="left"/>
             </w:pPr>
@@ -946,6 +974,7 @@
           </w:tcPr>
           <w:p>
             <w:pPr>
+              <w:keepNext w:val="false"/>
               <w:spacing w:after="40" w:before="0"/>
               <w:jc w:val="left"/>
             </w:pPr>
@@ -965,6 +994,7 @@
           </w:p>
           <w:p>
             <w:pPr>
+              <w:keepNext w:val="false"/>
               <w:spacing w:after="40" w:before="0"/>
               <w:jc w:val="left"/>
             </w:pPr>
@@ -997,6 +1027,7 @@
           </w:tcPr>
           <w:p>
             <w:pPr>
+              <w:keepNext w:val="false"/>
               <w:spacing w:after="40" w:before="0"/>
               <w:jc w:val="left"/>
             </w:pPr>
@@ -1029,6 +1060,7 @@
           </w:tcPr>
           <w:p>
             <w:pPr>
+              <w:keepNext w:val="false"/>
               <w:spacing w:after="40" w:before="0"/>
               <w:jc w:val="left"/>
             </w:pPr>
@@ -1061,6 +1093,7 @@
           </w:tcPr>
           <w:p>
             <w:pPr>
+              <w:keepNext w:val="false"/>
               <w:spacing w:after="40" w:before="0"/>
               <w:jc w:val="left"/>
             </w:pPr>
@@ -1095,6 +1128,7 @@
           </w:tcPr>
           <w:p>
             <w:pPr>
+              <w:keepNext w:val="false"/>
               <w:spacing w:after="40" w:before="0"/>
               <w:jc w:val="left"/>
             </w:pPr>
@@ -1114,6 +1148,7 @@
           </w:p>
           <w:p>
             <w:pPr>
+              <w:keepNext w:val="false"/>
               <w:spacing w:after="40" w:before="0"/>
               <w:jc w:val="left"/>
             </w:pPr>
@@ -1146,6 +1181,7 @@
           </w:tcPr>
           <w:p>
             <w:pPr>
+              <w:keepNext w:val="false"/>
               <w:spacing w:after="40" w:before="0"/>
               <w:jc w:val="left"/>
             </w:pPr>
@@ -1178,6 +1214,7 @@
           </w:tcPr>
           <w:p>
             <w:pPr>
+              <w:keepNext w:val="false"/>
               <w:spacing w:after="40" w:before="0"/>
               <w:jc w:val="left"/>
             </w:pPr>
@@ -1210,6 +1247,7 @@
           </w:tcPr>
           <w:p>
             <w:pPr>
+              <w:keepNext w:val="false"/>
               <w:spacing w:after="40" w:before="0"/>
               <w:jc w:val="left"/>
             </w:pPr>
@@ -1244,6 +1282,7 @@
           </w:tcPr>
           <w:p>
             <w:pPr>
+              <w:keepNext w:val="false"/>
               <w:spacing w:after="40" w:before="0"/>
               <w:jc w:val="left"/>
             </w:pPr>
@@ -1263,6 +1302,7 @@
           </w:p>
           <w:p>
             <w:pPr>
+              <w:keepNext w:val="false"/>
               <w:spacing w:after="40" w:before="0"/>
               <w:jc w:val="left"/>
             </w:pPr>
@@ -1295,6 +1335,7 @@
           </w:tcPr>
           <w:p>
             <w:pPr>
+              <w:keepNext w:val="false"/>
               <w:spacing w:after="40" w:before="0"/>
               <w:jc w:val="left"/>
             </w:pPr>
@@ -1327,6 +1368,7 @@
           </w:tcPr>
           <w:p>
             <w:pPr>
+              <w:keepNext w:val="false"/>
               <w:spacing w:after="40" w:before="0"/>
               <w:jc w:val="left"/>
             </w:pPr>
@@ -1359,6 +1401,7 @@
           </w:tcPr>
           <w:p>
             <w:pPr>
+              <w:keepNext w:val="false"/>
               <w:spacing w:after="40" w:before="0"/>
               <w:jc w:val="left"/>
             </w:pPr>
@@ -1497,7 +1540,7 @@
         </w:rPr>
         <w:t xml:space="preserve">© 2026 SeaVuria and ARES. This work is licensed under a </w:t>
       </w:r>
-      <w:hyperlink w:history="1" r:id="rIdd453db5nu33zjcrkyxter">
+      <w:hyperlink w:history="1" r:id="rId7mtbccmkla04sxhfugeiu">
         <w:r>
           <w:rPr>
             <w:rFonts w:ascii="Arial" w:cs="Arial" w:eastAsia="Arial" w:hAnsi="Arial"/>
@@ -1517,7 +1560,7 @@
         </w:rPr>
         <w:t xml:space="preserve"> (</w:t>
       </w:r>
-      <w:hyperlink w:history="1" r:id="rIdnc1sbruhuvf_1g4halyzc">
+      <w:hyperlink w:history="1" r:id="rIdwp74xtmsyykme054ptzla">
         <w:r>
           <w:rPr>
             <w:rFonts w:ascii="Arial" w:cs="Arial" w:eastAsia="Arial" w:hAnsi="Arial"/>
@@ -1537,7 +1580,7 @@
         </w:rPr>
         <w:t xml:space="preserve">). To view a copy of this license, visit </w:t>
       </w:r>
-      <w:hyperlink w:history="1" r:id="rIdwjrqg9hhwj6yylzsr9rby">
+      <w:hyperlink w:history="1" r:id="rIdbr6itecjqzkuzbtjrblfs">
         <w:r>
           <w:rPr>
             <w:rFonts w:ascii="Arial" w:cs="Arial" w:eastAsia="Arial" w:hAnsi="Arial"/>

--- a/data/outputs/v2/Grade11/Biology/Lesson_Plans/SS3.2_Growth_and_Development_in_Animals/Biology_Growth_and_Development_in_Animals_SummaryTable.docx
+++ b/data/outputs/v2/Grade11/Biology/Lesson_Plans/SS3.2_Growth_and_Development_in_Animals/Biology_Growth_and_Development_in_Animals_SummaryTable.docx
@@ -1540,7 +1540,7 @@
         </w:rPr>
         <w:t xml:space="preserve">© 2026 SeaVuria and ARES. This work is licensed under a </w:t>
       </w:r>
-      <w:hyperlink w:history="1" r:id="rId7mtbccmkla04sxhfugeiu">
+      <w:hyperlink w:history="1" r:id="rIdkbz6pubhmogshkwg98rjz">
         <w:r>
           <w:rPr>
             <w:rFonts w:ascii="Arial" w:cs="Arial" w:eastAsia="Arial" w:hAnsi="Arial"/>
@@ -1560,7 +1560,7 @@
         </w:rPr>
         <w:t xml:space="preserve"> (</w:t>
       </w:r>
-      <w:hyperlink w:history="1" r:id="rIdwp74xtmsyykme054ptzla">
+      <w:hyperlink w:history="1" r:id="rIdvgvtg_uopvbxpcrxg-k9n">
         <w:r>
           <w:rPr>
             <w:rFonts w:ascii="Arial" w:cs="Arial" w:eastAsia="Arial" w:hAnsi="Arial"/>
@@ -1580,7 +1580,7 @@
         </w:rPr>
         <w:t xml:space="preserve">). To view a copy of this license, visit </w:t>
       </w:r>
-      <w:hyperlink w:history="1" r:id="rIdbr6itecjqzkuzbtjrblfs">
+      <w:hyperlink w:history="1" r:id="rIdfzglkchrcpxzx4d36-erk">
         <w:r>
           <w:rPr>
             <w:rFonts w:ascii="Arial" w:cs="Arial" w:eastAsia="Arial" w:hAnsi="Arial"/>
